--- a/documents/Hostel_Fees.docx
+++ b/documents/Hostel_Fees.docx
@@ -6,6 +6,9 @@
       <w:r>
         <w:t>Hostel Lodging Fee Details</w:t>
       </w:r>
+      <w:r>
+        <w:t xml:space="preserve"> In Thanjavur campus:</w:t>
+      </w:r>
     </w:p>
     <w:p/>
     <w:p>
@@ -117,6 +120,12 @@
     <w:p>
       <w:r>
         <w:t>Non-AC room fee is Rs. 22,000 per year.</w:t>
+      </w:r>
+    </w:p>
+    <w:p/>
+    <w:p>
+      <w:r>
+        <w:t>For the kind information we don’t have Hostel facilities in Kumbakonam and Chennai campuses</w:t>
       </w:r>
     </w:p>
     <w:sectPr>
